--- a/public/cv-andres-pignoloni.docx
+++ b/public/cv-andres-pignoloni.docx
@@ -171,6 +171,7 @@
               <w:spacing w:after="20"/>
               <w:rPr>
                 <w:rFonts w:ascii="Times New Roman" w:hAnsi="Times New Roman" w:cs="Times New Roman"/>
+                <w:color w:val="374151"/>
                 <w:sz w:val="24"/>
                 <w:szCs w:val="24"/>
                 <w:lang w:val="pt-BR"/>
@@ -184,8 +185,30 @@
                 <w:szCs w:val="24"/>
                 <w:lang w:val="pt-BR"/>
               </w:rPr>
-              <w:t>LinkedIn: pendente</w:t>
+              <w:t>Portafolio</w:t>
             </w:r>
+            <w:r>
+              <w:rPr>
+                <w:rFonts w:ascii="Times New Roman" w:hAnsi="Times New Roman" w:cs="Times New Roman"/>
+                <w:color w:val="374151"/>
+                <w:sz w:val="24"/>
+                <w:szCs w:val="24"/>
+                <w:lang w:val="pt-BR"/>
+              </w:rPr>
+              <w:t xml:space="preserve">: </w:t>
+            </w:r>
+            <w:hyperlink r:id="rId7" w:history="1">
+              <w:r>
+                <w:rPr>
+                  <w:rStyle w:val="Hyperlink"/>
+                  <w:rFonts w:ascii="Times New Roman" w:hAnsi="Times New Roman" w:cs="Times New Roman"/>
+                  <w:sz w:val="24"/>
+                  <w:szCs w:val="24"/>
+                  <w:lang w:val="pt-BR"/>
+                </w:rPr>
+                <w:t>https://andres-pignoloni-dev.vercel.app/</w:t>
+              </w:r>
+            </w:hyperlink>
           </w:p>
           <w:p>
             <w:pPr>
@@ -197,6 +220,15 @@
                 <w:lang w:val="pt-BR"/>
               </w:rPr>
             </w:pPr>
+            <w:r>
+              <w:rPr>
+                <w:rFonts w:ascii="Times New Roman" w:hAnsi="Times New Roman" w:cs="Times New Roman"/>
+                <w:sz w:val="24"/>
+                <w:szCs w:val="24"/>
+                <w:lang w:val="pt-BR"/>
+              </w:rPr>
+              <w:t>Github:</w:t>
+            </w:r>
             <w:r>
               <w:rPr>
                 <w:rFonts w:ascii="Times New Roman" w:hAnsi="Times New Roman" w:cs="Times New Roman"/>
@@ -248,29 +280,7 @@
                 <w:szCs w:val="24"/>
                 <w:lang w:val="pt-BR"/>
               </w:rPr>
-              <w:t xml:space="preserve">• </w:t>
-            </w:r>
-            <w:proofErr w:type="spellStart"/>
-            <w:r>
-              <w:rPr>
-                <w:rFonts w:ascii="Times New Roman" w:hAnsi="Times New Roman" w:cs="Times New Roman"/>
-                <w:color w:val="374151"/>
-                <w:sz w:val="24"/>
-                <w:szCs w:val="24"/>
-                <w:lang w:val="pt-BR"/>
-              </w:rPr>
-              <w:t>NestJS</w:t>
-            </w:r>
-            <w:proofErr w:type="spellEnd"/>
-            <w:r>
-              <w:rPr>
-                <w:rFonts w:ascii="Times New Roman" w:hAnsi="Times New Roman" w:cs="Times New Roman"/>
-                <w:color w:val="374151"/>
-                <w:sz w:val="24"/>
-                <w:szCs w:val="24"/>
-                <w:lang w:val="pt-BR"/>
-              </w:rPr>
-              <w:t>, APIs REST, JWT</w:t>
+              <w:t>• NestJS, APIs REST, JWT</w:t>
             </w:r>
           </w:p>
           <w:p>
@@ -301,6 +311,7 @@
                 <w:rFonts w:ascii="Times New Roman" w:hAnsi="Times New Roman" w:cs="Times New Roman"/>
                 <w:sz w:val="24"/>
                 <w:szCs w:val="24"/>
+                <w:lang w:val="pt-BR"/>
               </w:rPr>
             </w:pPr>
             <w:r>
@@ -309,6 +320,7 @@
                 <w:color w:val="374151"/>
                 <w:sz w:val="24"/>
                 <w:szCs w:val="24"/>
+                <w:lang w:val="pt-BR"/>
               </w:rPr>
               <w:t>• React Native e Expo</w:t>
             </w:r>
@@ -320,6 +332,7 @@
                 <w:rFonts w:ascii="Times New Roman" w:hAnsi="Times New Roman" w:cs="Times New Roman"/>
                 <w:sz w:val="24"/>
                 <w:szCs w:val="24"/>
+                <w:lang w:val="pt-BR"/>
               </w:rPr>
             </w:pPr>
             <w:r>
@@ -328,6 +341,7 @@
                 <w:color w:val="374151"/>
                 <w:sz w:val="24"/>
                 <w:szCs w:val="24"/>
+                <w:lang w:val="pt-BR"/>
               </w:rPr>
               <w:t>• Git, GitHub, Swagger, VS Code</w:t>
             </w:r>
@@ -533,51 +547,7 @@
                 <w:szCs w:val="24"/>
                 <w:lang w:val="pt-BR"/>
               </w:rPr>
-              <w:t xml:space="preserve">Estudante de Análise e Desenvolvimento de Sistemas, em transição para a área de desenvolvimento de software. Desenvolve projetos full </w:t>
-            </w:r>
-            <w:proofErr w:type="spellStart"/>
-            <w:r>
-              <w:rPr>
-                <w:rFonts w:ascii="Times New Roman" w:hAnsi="Times New Roman" w:cs="Times New Roman"/>
-                <w:color w:val="1F2937"/>
-                <w:sz w:val="24"/>
-                <w:szCs w:val="24"/>
-                <w:lang w:val="pt-BR"/>
-              </w:rPr>
-              <w:t>stack</w:t>
-            </w:r>
-            <w:proofErr w:type="spellEnd"/>
-            <w:r>
-              <w:rPr>
-                <w:rFonts w:ascii="Times New Roman" w:hAnsi="Times New Roman" w:cs="Times New Roman"/>
-                <w:color w:val="1F2937"/>
-                <w:sz w:val="24"/>
-                <w:szCs w:val="24"/>
-                <w:lang w:val="pt-BR"/>
-              </w:rPr>
-              <w:t xml:space="preserve"> com foco em </w:t>
-            </w:r>
-            <w:proofErr w:type="spellStart"/>
-            <w:r>
-              <w:rPr>
-                <w:rFonts w:ascii="Times New Roman" w:hAnsi="Times New Roman" w:cs="Times New Roman"/>
-                <w:color w:val="1F2937"/>
-                <w:sz w:val="24"/>
-                <w:szCs w:val="24"/>
-                <w:lang w:val="pt-BR"/>
-              </w:rPr>
-              <w:t>backend</w:t>
-            </w:r>
-            <w:proofErr w:type="spellEnd"/>
-            <w:r>
-              <w:rPr>
-                <w:rFonts w:ascii="Times New Roman" w:hAnsi="Times New Roman" w:cs="Times New Roman"/>
-                <w:color w:val="1F2937"/>
-                <w:sz w:val="24"/>
-                <w:szCs w:val="24"/>
-                <w:lang w:val="pt-BR"/>
-              </w:rPr>
-              <w:t>, banco de dados e arquitetura de sistemas, buscando consolidar experiência prática por meio da construção de aplicações e da implementação de regras de negócio.</w:t>
+              <w:t>Estudante de Análise e Desenvolvimento de Sistemas, em transição para a área de desenvolvimento de software. Desenvolve projetos full stack com foco em backend, banco de dados e arquitetura de sistemas, buscando consolidar experiência prática por meio da construção de aplicações e da implementação de regras de negócio.</w:t>
             </w:r>
           </w:p>
           <w:p>
@@ -631,73 +601,7 @@
                 <w:szCs w:val="24"/>
                 <w:lang w:val="pt-BR"/>
               </w:rPr>
-              <w:t xml:space="preserve"> | </w:t>
-            </w:r>
-            <w:proofErr w:type="spellStart"/>
-            <w:r>
-              <w:rPr>
-                <w:rFonts w:ascii="Times New Roman" w:hAnsi="Times New Roman" w:cs="Times New Roman"/>
-                <w:color w:val="4B5563"/>
-                <w:sz w:val="24"/>
-                <w:szCs w:val="24"/>
-                <w:lang w:val="pt-BR"/>
-              </w:rPr>
-              <w:t>NestJS</w:t>
-            </w:r>
-            <w:proofErr w:type="spellEnd"/>
-            <w:r>
-              <w:rPr>
-                <w:rFonts w:ascii="Times New Roman" w:hAnsi="Times New Roman" w:cs="Times New Roman"/>
-                <w:color w:val="4B5563"/>
-                <w:sz w:val="24"/>
-                <w:szCs w:val="24"/>
-                <w:lang w:val="pt-BR"/>
-              </w:rPr>
-              <w:t xml:space="preserve">, PostgreSQL, </w:t>
-            </w:r>
-            <w:proofErr w:type="spellStart"/>
-            <w:r>
-              <w:rPr>
-                <w:rFonts w:ascii="Times New Roman" w:hAnsi="Times New Roman" w:cs="Times New Roman"/>
-                <w:color w:val="4B5563"/>
-                <w:sz w:val="24"/>
-                <w:szCs w:val="24"/>
-                <w:lang w:val="pt-BR"/>
-              </w:rPr>
-              <w:t>React</w:t>
-            </w:r>
-            <w:proofErr w:type="spellEnd"/>
-            <w:r>
-              <w:rPr>
-                <w:rFonts w:ascii="Times New Roman" w:hAnsi="Times New Roman" w:cs="Times New Roman"/>
-                <w:color w:val="4B5563"/>
-                <w:sz w:val="24"/>
-                <w:szCs w:val="24"/>
-                <w:lang w:val="pt-BR"/>
-              </w:rPr>
-              <w:t xml:space="preserve"> </w:t>
-            </w:r>
-            <w:proofErr w:type="spellStart"/>
-            <w:r>
-              <w:rPr>
-                <w:rFonts w:ascii="Times New Roman" w:hAnsi="Times New Roman" w:cs="Times New Roman"/>
-                <w:color w:val="4B5563"/>
-                <w:sz w:val="24"/>
-                <w:szCs w:val="24"/>
-                <w:lang w:val="pt-BR"/>
-              </w:rPr>
-              <w:t>Native</w:t>
-            </w:r>
-            <w:proofErr w:type="spellEnd"/>
-            <w:r>
-              <w:rPr>
-                <w:rFonts w:ascii="Times New Roman" w:hAnsi="Times New Roman" w:cs="Times New Roman"/>
-                <w:color w:val="4B5563"/>
-                <w:sz w:val="24"/>
-                <w:szCs w:val="24"/>
-                <w:lang w:val="pt-BR"/>
-              </w:rPr>
-              <w:t>, Expo</w:t>
+              <w:t xml:space="preserve"> | NestJS, PostgreSQL, React Native, Expo</w:t>
             </w:r>
           </w:p>
           <w:p>
@@ -718,29 +622,7 @@
                 <w:szCs w:val="24"/>
                 <w:lang w:val="pt-BR"/>
               </w:rPr>
-              <w:t xml:space="preserve">Aplicação full </w:t>
-            </w:r>
-            <w:proofErr w:type="spellStart"/>
-            <w:r>
-              <w:rPr>
-                <w:rFonts w:ascii="Times New Roman" w:hAnsi="Times New Roman" w:cs="Times New Roman"/>
-                <w:color w:val="1F2937"/>
-                <w:sz w:val="24"/>
-                <w:szCs w:val="24"/>
-                <w:lang w:val="pt-BR"/>
-              </w:rPr>
-              <w:t>stack</w:t>
-            </w:r>
-            <w:proofErr w:type="spellEnd"/>
-            <w:r>
-              <w:rPr>
-                <w:rFonts w:ascii="Times New Roman" w:hAnsi="Times New Roman" w:cs="Times New Roman"/>
-                <w:color w:val="1F2937"/>
-                <w:sz w:val="24"/>
-                <w:szCs w:val="24"/>
-                <w:lang w:val="pt-BR"/>
-              </w:rPr>
-              <w:t xml:space="preserve"> voltada ao controle de contas, transações, orçamentos, metas, dívidas e relatórios. Estruturada com foco em organização modular, modelagem de dados e implementação de regras de negócio.</w:t>
+              <w:t>Aplicação full stack voltada ao controle de contas, transações, orçamentos, metas, dívidas e relatórios. Estruturada com foco em organização modular, modelagem de dados e implementação de regras de negócio.</w:t>
             </w:r>
           </w:p>
           <w:p>
@@ -772,29 +654,7 @@
                 <w:szCs w:val="24"/>
                 <w:lang w:val="pt-BR"/>
               </w:rPr>
-              <w:t xml:space="preserve"> | </w:t>
-            </w:r>
-            <w:proofErr w:type="spellStart"/>
-            <w:r>
-              <w:rPr>
-                <w:rFonts w:ascii="Times New Roman" w:hAnsi="Times New Roman" w:cs="Times New Roman"/>
-                <w:color w:val="4B5563"/>
-                <w:sz w:val="24"/>
-                <w:szCs w:val="24"/>
-                <w:lang w:val="pt-BR"/>
-              </w:rPr>
-              <w:t>Frontend</w:t>
-            </w:r>
-            <w:proofErr w:type="spellEnd"/>
-            <w:r>
-              <w:rPr>
-                <w:rFonts w:ascii="Times New Roman" w:hAnsi="Times New Roman" w:cs="Times New Roman"/>
-                <w:color w:val="4B5563"/>
-                <w:sz w:val="24"/>
-                <w:szCs w:val="24"/>
-                <w:lang w:val="pt-BR"/>
-              </w:rPr>
-              <w:t xml:space="preserve"> Web</w:t>
+              <w:t xml:space="preserve"> | Frontend Web</w:t>
             </w:r>
           </w:p>
           <w:p>
@@ -985,20 +845,8 @@
                 <w:szCs w:val="24"/>
                 <w:lang w:val="pt-BR"/>
               </w:rPr>
-              <w:t xml:space="preserve">Análise e Desenvolvimento de Sistemas — </w:t>
+              <w:t>Análise e Desenvolvimento de Sistemas — UniCesumar</w:t>
             </w:r>
-            <w:proofErr w:type="spellStart"/>
-            <w:r>
-              <w:rPr>
-                <w:rFonts w:ascii="Times New Roman" w:hAnsi="Times New Roman" w:cs="Times New Roman"/>
-                <w:b/>
-                <w:sz w:val="24"/>
-                <w:szCs w:val="24"/>
-                <w:lang w:val="pt-BR"/>
-              </w:rPr>
-              <w:t>UniCesumar</w:t>
-            </w:r>
-            <w:proofErr w:type="spellEnd"/>
             <w:r>
               <w:rPr>
                 <w:rFonts w:ascii="Times New Roman" w:hAnsi="Times New Roman" w:cs="Times New Roman"/>
@@ -12658,6 +12506,29 @@
       </w:tcPr>
     </w:tblStylePr>
   </w:style>
+  <w:style w:type="character" w:styleId="Hyperlink">
+    <w:name w:val="Hyperlink"/>
+    <w:basedOn w:val="Fontepargpadro"/>
+    <w:uiPriority w:val="99"/>
+    <w:unhideWhenUsed/>
+    <w:rsid w:val="009F3912"/>
+    <w:rPr>
+      <w:color w:val="0000FF" w:themeColor="hyperlink"/>
+      <w:u w:val="single"/>
+    </w:rPr>
+  </w:style>
+  <w:style w:type="character" w:styleId="MenoPendente">
+    <w:name w:val="Unresolved Mention"/>
+    <w:basedOn w:val="Fontepargpadro"/>
+    <w:uiPriority w:val="99"/>
+    <w:semiHidden/>
+    <w:unhideWhenUsed/>
+    <w:rsid w:val="009F3912"/>
+    <w:rPr>
+      <w:color w:val="605E5C"/>
+      <w:shd w:val="clear" w:color="auto" w:fill="E1DFDD"/>
+    </w:rPr>
+  </w:style>
 </w:styles>
 </file>
 

--- a/public/cv-andres-pignoloni.docx
+++ b/public/cv-andres-pignoloni.docx
@@ -37,49 +37,7 @@
                 <w:szCs w:val="24"/>
               </w:rPr>
             </w:pPr>
-            <w:r>
-              <w:rPr>
-                <w:rFonts w:ascii="Times New Roman" w:hAnsi="Times New Roman" w:cs="Times New Roman"/>
-                <w:noProof/>
-                <w:sz w:val="24"/>
-                <w:szCs w:val="24"/>
-              </w:rPr>
-              <w:drawing>
-                <wp:inline distT="0" distB="0" distL="0" distR="0" wp14:anchorId="216EDB31" wp14:editId="34DBA644">
-                  <wp:extent cx="1440000" cy="1440000"/>
-                  <wp:effectExtent l="0" t="0" r="0" b="0"/>
-                  <wp:docPr id="1" name="Picture 1"/>
-                  <wp:cNvGraphicFramePr>
-                    <a:graphicFrameLocks xmlns:a="http://schemas.openxmlformats.org/drawingml/2006/main" noChangeAspect="1"/>
-                  </wp:cNvGraphicFramePr>
-                  <a:graphic xmlns:a="http://schemas.openxmlformats.org/drawingml/2006/main">
-                    <a:graphicData uri="http://schemas.openxmlformats.org/drawingml/2006/picture">
-                      <pic:pic xmlns:pic="http://schemas.openxmlformats.org/drawingml/2006/picture">
-                        <pic:nvPicPr>
-                          <pic:cNvPr id="0" name="a_clean_studio_like_portrait_scene_with_a_young_ad.png"/>
-                          <pic:cNvPicPr/>
-                        </pic:nvPicPr>
-                        <pic:blipFill>
-                          <a:blip r:embed="rId6"/>
-                          <a:stretch>
-                            <a:fillRect/>
-                          </a:stretch>
-                        </pic:blipFill>
-                        <pic:spPr>
-                          <a:xfrm>
-                            <a:off x="0" y="0"/>
-                            <a:ext cx="1440000" cy="1440000"/>
-                          </a:xfrm>
-                          <a:prstGeom prst="rect">
-                            <a:avLst/>
-                          </a:prstGeom>
-                        </pic:spPr>
-                      </pic:pic>
-                    </a:graphicData>
-                  </a:graphic>
-                </wp:inline>
-              </w:drawing>
-            </w:r>
+            <w:r/>
           </w:p>
           <w:p>
             <w:pPr>
@@ -92,14 +50,6 @@
               </w:rPr>
             </w:pPr>
             <w:r>
-              <w:rPr>
-                <w:rFonts w:ascii="Times New Roman" w:hAnsi="Times New Roman" w:cs="Times New Roman"/>
-                <w:b/>
-                <w:color w:val="1F2937"/>
-                <w:sz w:val="24"/>
-                <w:szCs w:val="24"/>
-                <w:lang w:val="pt-BR"/>
-              </w:rPr>
               <w:t>CONTATO</w:t>
             </w:r>
           </w:p>
@@ -114,13 +64,6 @@
               </w:rPr>
             </w:pPr>
             <w:r>
-              <w:rPr>
-                <w:rFonts w:ascii="Times New Roman" w:hAnsi="Times New Roman" w:cs="Times New Roman"/>
-                <w:color w:val="374151"/>
-                <w:sz w:val="24"/>
-                <w:szCs w:val="24"/>
-                <w:lang w:val="pt-BR"/>
-              </w:rPr>
               <w:t>Curitiba, Paraná, Brasil</w:t>
             </w:r>
           </w:p>
@@ -135,13 +78,6 @@
               </w:rPr>
             </w:pPr>
             <w:r>
-              <w:rPr>
-                <w:rFonts w:ascii="Times New Roman" w:hAnsi="Times New Roman" w:cs="Times New Roman"/>
-                <w:color w:val="374151"/>
-                <w:sz w:val="24"/>
-                <w:szCs w:val="24"/>
-                <w:lang w:val="pt-BR"/>
-              </w:rPr>
               <w:t>(41) 98529-1212</w:t>
             </w:r>
           </w:p>
@@ -156,13 +92,6 @@
               </w:rPr>
             </w:pPr>
             <w:r>
-              <w:rPr>
-                <w:rFonts w:ascii="Times New Roman" w:hAnsi="Times New Roman" w:cs="Times New Roman"/>
-                <w:color w:val="374151"/>
-                <w:sz w:val="24"/>
-                <w:szCs w:val="24"/>
-                <w:lang w:val="pt-BR"/>
-              </w:rPr>
               <w:t>andres-omega@hotmail.com</w:t>
             </w:r>
           </w:p>
@@ -178,37 +107,8 @@
               </w:rPr>
             </w:pPr>
             <w:r>
-              <w:rPr>
-                <w:rFonts w:ascii="Times New Roman" w:hAnsi="Times New Roman" w:cs="Times New Roman"/>
-                <w:color w:val="374151"/>
-                <w:sz w:val="24"/>
-                <w:szCs w:val="24"/>
-                <w:lang w:val="pt-BR"/>
-              </w:rPr>
-              <w:t>Portafolio</w:t>
+              <w:t>Portfólio: andres-pignoloni-dev.vercel.app</w:t>
             </w:r>
-            <w:r>
-              <w:rPr>
-                <w:rFonts w:ascii="Times New Roman" w:hAnsi="Times New Roman" w:cs="Times New Roman"/>
-                <w:color w:val="374151"/>
-                <w:sz w:val="24"/>
-                <w:szCs w:val="24"/>
-                <w:lang w:val="pt-BR"/>
-              </w:rPr>
-              <w:t xml:space="preserve">: </w:t>
-            </w:r>
-            <w:hyperlink r:id="rId7" w:history="1">
-              <w:r>
-                <w:rPr>
-                  <w:rStyle w:val="Hyperlink"/>
-                  <w:rFonts w:ascii="Times New Roman" w:hAnsi="Times New Roman" w:cs="Times New Roman"/>
-                  <w:sz w:val="24"/>
-                  <w:szCs w:val="24"/>
-                  <w:lang w:val="pt-BR"/>
-                </w:rPr>
-                <w:t>https://andres-pignoloni-dev.vercel.app/</w:t>
-              </w:r>
-            </w:hyperlink>
           </w:p>
           <w:p>
             <w:pPr>
@@ -221,23 +121,13 @@
               </w:rPr>
             </w:pPr>
             <w:r>
-              <w:rPr>
-                <w:rFonts w:ascii="Times New Roman" w:hAnsi="Times New Roman" w:cs="Times New Roman"/>
-                <w:sz w:val="24"/>
-                <w:szCs w:val="24"/>
-                <w:lang w:val="pt-BR"/>
-              </w:rPr>
-              <w:t>Github:</w:t>
+              <w:t>LinkedIn: linkedin.com/in/andres-pignoloni-857462312</w:t>
             </w:r>
+          </w:p>
+          <w:p>
+            <w:pPr/>
             <w:r>
-              <w:rPr>
-                <w:rFonts w:ascii="Times New Roman" w:hAnsi="Times New Roman" w:cs="Times New Roman"/>
-                <w:color w:val="374151"/>
-                <w:sz w:val="24"/>
-                <w:szCs w:val="24"/>
-                <w:lang w:val="pt-BR"/>
-              </w:rPr>
-              <w:t>github.com/andres29582</w:t>
+              <w:t>GitHub: github.com/andres29582</w:t>
             </w:r>
           </w:p>
           <w:p>
@@ -251,14 +141,6 @@
               </w:rPr>
             </w:pPr>
             <w:r>
-              <w:rPr>
-                <w:rFonts w:ascii="Times New Roman" w:hAnsi="Times New Roman" w:cs="Times New Roman"/>
-                <w:b/>
-                <w:color w:val="1F2937"/>
-                <w:sz w:val="24"/>
-                <w:szCs w:val="24"/>
-                <w:lang w:val="pt-BR"/>
-              </w:rPr>
               <w:t>COMPETÊNCIAS</w:t>
             </w:r>
           </w:p>
@@ -273,14 +155,7 @@
               </w:rPr>
             </w:pPr>
             <w:r>
-              <w:rPr>
-                <w:rFonts w:ascii="Times New Roman" w:hAnsi="Times New Roman" w:cs="Times New Roman"/>
-                <w:color w:val="374151"/>
-                <w:sz w:val="24"/>
-                <w:szCs w:val="24"/>
-                <w:lang w:val="pt-BR"/>
-              </w:rPr>
-              <w:t>• NestJS, APIs REST, JWT</w:t>
+              <w:t>• TypeScript, NestJS, APIs REST, JWT</w:t>
             </w:r>
           </w:p>
           <w:p>
@@ -294,13 +169,6 @@
               </w:rPr>
             </w:pPr>
             <w:r>
-              <w:rPr>
-                <w:rFonts w:ascii="Times New Roman" w:hAnsi="Times New Roman" w:cs="Times New Roman"/>
-                <w:color w:val="374151"/>
-                <w:sz w:val="24"/>
-                <w:szCs w:val="24"/>
-                <w:lang w:val="pt-BR"/>
-              </w:rPr>
               <w:t>• PostgreSQL, SQL, modelagem relacional</w:t>
             </w:r>
           </w:p>
@@ -315,14 +183,7 @@
               </w:rPr>
             </w:pPr>
             <w:r>
-              <w:rPr>
-                <w:rFonts w:ascii="Times New Roman" w:hAnsi="Times New Roman" w:cs="Times New Roman"/>
-                <w:color w:val="374151"/>
-                <w:sz w:val="24"/>
-                <w:szCs w:val="24"/>
-                <w:lang w:val="pt-BR"/>
-              </w:rPr>
-              <w:t>• React Native e Expo</w:t>
+              <w:t>• React Native, Expo, Next.js</w:t>
             </w:r>
           </w:p>
           <w:p>
@@ -336,14 +197,7 @@
               </w:rPr>
             </w:pPr>
             <w:r>
-              <w:rPr>
-                <w:rFonts w:ascii="Times New Roman" w:hAnsi="Times New Roman" w:cs="Times New Roman"/>
-                <w:color w:val="374151"/>
-                <w:sz w:val="24"/>
-                <w:szCs w:val="24"/>
-                <w:lang w:val="pt-BR"/>
-              </w:rPr>
-              <w:t>• Git, GitHub, Swagger, VS Code</w:t>
+              <w:t>• Git, GitHub, Vercel, VS Code</w:t>
             </w:r>
           </w:p>
           <w:p>
@@ -357,14 +211,7 @@
               </w:rPr>
             </w:pPr>
             <w:r>
-              <w:rPr>
-                <w:rFonts w:ascii="Times New Roman" w:hAnsi="Times New Roman" w:cs="Times New Roman"/>
-                <w:color w:val="374151"/>
-                <w:sz w:val="24"/>
-                <w:szCs w:val="24"/>
-                <w:lang w:val="pt-BR"/>
-              </w:rPr>
-              <w:t>• Arquitetura modular, autenticação e validação</w:t>
+              <w:t>• Organização modular, autenticação e regras de negócio</w:t>
             </w:r>
           </w:p>
           <w:p>
@@ -378,14 +225,6 @@
               </w:rPr>
             </w:pPr>
             <w:r>
-              <w:rPr>
-                <w:rFonts w:ascii="Times New Roman" w:hAnsi="Times New Roman" w:cs="Times New Roman"/>
-                <w:b/>
-                <w:color w:val="1F2937"/>
-                <w:sz w:val="24"/>
-                <w:szCs w:val="24"/>
-                <w:lang w:val="pt-BR"/>
-              </w:rPr>
               <w:t>IDIOMAS</w:t>
             </w:r>
           </w:p>
@@ -400,13 +239,6 @@
               </w:rPr>
             </w:pPr>
             <w:r>
-              <w:rPr>
-                <w:rFonts w:ascii="Times New Roman" w:hAnsi="Times New Roman" w:cs="Times New Roman"/>
-                <w:color w:val="374151"/>
-                <w:sz w:val="24"/>
-                <w:szCs w:val="24"/>
-                <w:lang w:val="pt-BR"/>
-              </w:rPr>
               <w:t>Português: fluente</w:t>
             </w:r>
           </w:p>
@@ -421,13 +253,6 @@
               </w:rPr>
             </w:pPr>
             <w:r>
-              <w:rPr>
-                <w:rFonts w:ascii="Times New Roman" w:hAnsi="Times New Roman" w:cs="Times New Roman"/>
-                <w:color w:val="374151"/>
-                <w:sz w:val="24"/>
-                <w:szCs w:val="24"/>
-                <w:lang w:val="pt-BR"/>
-              </w:rPr>
               <w:t>Espanhol: fluente</w:t>
             </w:r>
           </w:p>
@@ -442,13 +267,6 @@
               </w:rPr>
             </w:pPr>
             <w:r>
-              <w:rPr>
-                <w:rFonts w:ascii="Times New Roman" w:hAnsi="Times New Roman" w:cs="Times New Roman"/>
-                <w:color w:val="374151"/>
-                <w:sz w:val="24"/>
-                <w:szCs w:val="24"/>
-                <w:lang w:val="pt-BR"/>
-              </w:rPr>
               <w:t>Inglês: básico em desenvolvimento</w:t>
             </w:r>
           </w:p>
@@ -496,15 +314,7 @@
               </w:rPr>
             </w:pPr>
             <w:r>
-              <w:rPr>
-                <w:rFonts w:ascii="Times New Roman" w:hAnsi="Times New Roman" w:cs="Times New Roman"/>
-                <w:i/>
-                <w:color w:val="4B5563"/>
-                <w:sz w:val="24"/>
-                <w:szCs w:val="24"/>
-                <w:lang w:val="pt-BR"/>
-              </w:rPr>
-              <w:t>Estudante de ADS | Transição para Desenvolvimento</w:t>
+              <w:t>Desenvolvedor Backend Junior / Suporte TI Junior | TypeScript, NestJS, PostgreSQL</w:t>
             </w:r>
           </w:p>
           <w:p>
@@ -540,14 +350,7 @@
               </w:rPr>
             </w:pPr>
             <w:r>
-              <w:rPr>
-                <w:rFonts w:ascii="Times New Roman" w:hAnsi="Times New Roman" w:cs="Times New Roman"/>
-                <w:color w:val="1F2937"/>
-                <w:sz w:val="24"/>
-                <w:szCs w:val="24"/>
-                <w:lang w:val="pt-BR"/>
-              </w:rPr>
-              <w:t>Estudante de Análise e Desenvolvimento de Sistemas, em transição para a área de desenvolvimento de software. Desenvolve projetos full stack com foco em backend, banco de dados e arquitetura de sistemas, buscando consolidar experiência prática por meio da construção de aplicações e da implementação de regras de negócio.</w:t>
+              <w:t>Estudante de Análise e Desenvolvimento de Sistemas com projetos práticos em APIs REST, JWT, PostgreSQL, React Native e Next.js. Busca oportunidade junior em desenvolvimento ou TI para aplicar lógica, modelagem de dados, organização de processos e resolução de problemas reais.</w:t>
             </w:r>
           </w:p>
           <w:p>
@@ -583,25 +386,7 @@
               </w:rPr>
             </w:pPr>
             <w:r>
-              <w:rPr>
-                <w:rFonts w:ascii="Times New Roman" w:hAnsi="Times New Roman" w:cs="Times New Roman"/>
-                <w:b/>
-                <w:color w:val="111827"/>
-                <w:sz w:val="24"/>
-                <w:szCs w:val="24"/>
-                <w:lang w:val="pt-BR"/>
-              </w:rPr>
-              <w:t>Sistema de Gestão Financeira Pessoal</w:t>
-            </w:r>
-            <w:r>
-              <w:rPr>
-                <w:rFonts w:ascii="Times New Roman" w:hAnsi="Times New Roman" w:cs="Times New Roman"/>
-                <w:color w:val="4B5563"/>
-                <w:sz w:val="24"/>
-                <w:szCs w:val="24"/>
-                <w:lang w:val="pt-BR"/>
-              </w:rPr>
-              <w:t xml:space="preserve"> | NestJS, PostgreSQL, React Native, Expo</w:t>
+              <w:t>Sistema de Gestão Financeira Pessoal | NestJS, PostgreSQL, React Native, Expo</w:t>
             </w:r>
           </w:p>
           <w:p>
@@ -615,14 +400,7 @@
               </w:rPr>
             </w:pPr>
             <w:r>
-              <w:rPr>
-                <w:rFonts w:ascii="Times New Roman" w:hAnsi="Times New Roman" w:cs="Times New Roman"/>
-                <w:color w:val="1F2937"/>
-                <w:sz w:val="24"/>
-                <w:szCs w:val="24"/>
-                <w:lang w:val="pt-BR"/>
-              </w:rPr>
-              <w:t>Aplicação full stack voltada ao controle de contas, transações, orçamentos, metas, dívidas e relatórios. Estruturada com foco em organização modular, modelagem de dados e implementação de regras de negócio.</w:t>
+              <w:t>Aplicação full stack com backend modular, autenticação JWT, API REST e PostgreSQL para organizar contas, transações, categorias, dívidas, metas e base para relatórios.</w:t>
             </w:r>
           </w:p>
           <w:p>
@@ -636,25 +414,7 @@
               </w:rPr>
             </w:pPr>
             <w:r>
-              <w:rPr>
-                <w:rFonts w:ascii="Times New Roman" w:hAnsi="Times New Roman" w:cs="Times New Roman"/>
-                <w:b/>
-                <w:color w:val="111827"/>
-                <w:sz w:val="24"/>
-                <w:szCs w:val="24"/>
-                <w:lang w:val="pt-BR"/>
-              </w:rPr>
-              <w:t>Portfólio Web</w:t>
-            </w:r>
-            <w:r>
-              <w:rPr>
-                <w:rFonts w:ascii="Times New Roman" w:hAnsi="Times New Roman" w:cs="Times New Roman"/>
-                <w:color w:val="4B5563"/>
-                <w:sz w:val="24"/>
-                <w:szCs w:val="24"/>
-                <w:lang w:val="pt-BR"/>
-              </w:rPr>
-              <w:t xml:space="preserve"> | Frontend Web</w:t>
+              <w:t>Portfólio Web | Next.js, TypeScript, Tailwind CSS, Vercel</w:t>
             </w:r>
           </w:p>
           <w:p>
@@ -668,14 +428,7 @@
               </w:rPr>
             </w:pPr>
             <w:r>
-              <w:rPr>
-                <w:rFonts w:ascii="Times New Roman" w:hAnsi="Times New Roman" w:cs="Times New Roman"/>
-                <w:color w:val="1F2937"/>
-                <w:sz w:val="24"/>
-                <w:szCs w:val="24"/>
-                <w:lang w:val="pt-BR"/>
-              </w:rPr>
-              <w:t>Projeto desenvolvido para apresentação profissional de perfil, competências e projetos, com foco em estrutura clara, navegação objetiva e posicionamento para transição à área de desenvolvimento.</w:t>
+              <w:t>Aplicação web multilíngue para apresentação profissional, projetos, competências e contato, com dados tipados, componentes reutilizáveis e deploy público.</w:t>
             </w:r>
           </w:p>
           <w:p>
@@ -764,24 +517,7 @@
               </w:rPr>
             </w:pPr>
             <w:r>
-              <w:rPr>
-                <w:rFonts w:ascii="Times New Roman" w:hAnsi="Times New Roman" w:cs="Times New Roman"/>
-                <w:b/>
-                <w:sz w:val="24"/>
-                <w:szCs w:val="24"/>
-                <w:lang w:val="pt-BR"/>
-              </w:rPr>
-              <w:t>Michelin</w:t>
-            </w:r>
-            <w:r>
-              <w:rPr>
-                <w:rFonts w:ascii="Times New Roman" w:hAnsi="Times New Roman" w:cs="Times New Roman"/>
-                <w:color w:val="4B5563"/>
-                <w:sz w:val="24"/>
-                <w:szCs w:val="24"/>
-                <w:lang w:val="pt-BR"/>
-              </w:rPr>
-              <w:t xml:space="preserve"> | Suporte de Operações em Telemarketing | 2020 - 2025</w:t>
+              <w:t>Michelin / Sascar | Suporte de Operações em Telemarketing | 2020 - 2025</w:t>
             </w:r>
           </w:p>
           <w:p>
@@ -795,14 +531,7 @@
               </w:rPr>
             </w:pPr>
             <w:r>
-              <w:rPr>
-                <w:rFonts w:ascii="Times New Roman" w:hAnsi="Times New Roman" w:cs="Times New Roman"/>
-                <w:color w:val="1F2937"/>
-                <w:sz w:val="24"/>
-                <w:szCs w:val="24"/>
-                <w:lang w:val="pt-BR"/>
-              </w:rPr>
-              <w:t>Experiência em suporte, organização de processos e acompanhamento operacional em ambiente corporativo, com proximidade com rotinas de tecnologia e transição progressiva para desenvolvimento de software.</w:t>
+              <w:t>Experiência em suporte, atendimento a usuários, organização de informações e acompanhamento de processos em ambiente corporativo, conectando problemas reais de serviço com visão prática para desenvolvimento de sistemas.</w:t>
             </w:r>
           </w:p>
           <w:p>

--- a/public/cv-andres-pignoloni.docx
+++ b/public/cv-andres-pignoloni.docx
@@ -2,16 +2,206 @@
 <file path=word/document.xml><?xml version="1.0" encoding="utf-8"?>
 <w:document xmlns:wpc="http://schemas.microsoft.com/office/word/2010/wordprocessingCanvas" xmlns:cx="http://schemas.microsoft.com/office/drawing/2014/chartex" xmlns:cx1="http://schemas.microsoft.com/office/drawing/2015/9/8/chartex" xmlns:cx2="http://schemas.microsoft.com/office/drawing/2015/10/21/chartex" xmlns:cx3="http://schemas.microsoft.com/office/drawing/2016/5/9/chartex" xmlns:cx4="http://schemas.microsoft.com/office/drawing/2016/5/10/chartex" xmlns:cx5="http://schemas.microsoft.com/office/drawing/2016/5/11/chartex" xmlns:cx6="http://schemas.microsoft.com/office/drawing/2016/5/12/chartex" xmlns:cx7="http://schemas.microsoft.com/office/drawing/2016/5/13/chartex" xmlns:cx8="http://schemas.microsoft.com/office/drawing/2016/5/14/chartex" xmlns:mc="http://schemas.openxmlformats.org/markup-compatibility/2006" xmlns:aink="http://schemas.microsoft.com/office/drawing/2016/ink" xmlns:am3d="http://schemas.microsoft.com/office/drawing/2017/model3d" xmlns:o="urn:schemas-microsoft-com:office:office" xmlns:oel="http://schemas.microsoft.com/office/2019/extlst" xmlns:r="http://schemas.openxmlformats.org/officeDocument/2006/relationships" xmlns:m="http://schemas.openxmlformats.org/officeDocument/2006/math" xmlns:v="urn:schemas-microsoft-com:vml" xmlns:wp14="http://schemas.microsoft.com/office/word/2010/wordprocessingDrawing" xmlns:wp="http://schemas.openxmlformats.org/drawingml/2006/wordprocessingDrawing" xmlns:w10="urn:schemas-microsoft-com:office:word" xmlns:w="http://schemas.openxmlformats.org/wordprocessingml/2006/main" xmlns:w14="http://schemas.microsoft.com/office/word/2010/wordml" xmlns:w15="http://schemas.microsoft.com/office/word/2012/wordml" xmlns:w16cex="http://schemas.microsoft.com/office/word/2018/wordml/cex" xmlns:w16cid="http://schemas.microsoft.com/office/word/2016/wordml/cid" xmlns:w16="http://schemas.microsoft.com/office/word/2018/wordml" xmlns:w16du="http://schemas.microsoft.com/office/word/2023/wordml/word16du" xmlns:w16sdtdh="http://schemas.microsoft.com/office/word/2020/wordml/sdtdatahash" xmlns:w16sdtfl="http://schemas.microsoft.com/office/word/2024/wordml/sdtformatlock" xmlns:w16se="http://schemas.microsoft.com/office/word/2015/wordml/symex" xmlns:wpg="http://schemas.microsoft.com/office/word/2010/wordprocessingGroup" xmlns:wpi="http://schemas.microsoft.com/office/word/2010/wordprocessingInk" xmlns:wne="http://schemas.microsoft.com/office/word/2006/wordml" xmlns:wps="http://schemas.microsoft.com/office/word/2010/wordprocessingShape" mc:Ignorable="w14 w15 w16se w16cid w16 w16cex w16sdtdh w16sdtfl w16du wp14">
   <w:body>
+    <w:p>
+      <w:pPr>
+        <w:spacing w:after="20" w:line="240" w:lineRule="auto"/>
+        <w:jc w:val="center"/>
+        <w:rPr>
+          <w:lang w:val="pt-BR"/>
+        </w:rPr>
+      </w:pPr>
+      <w:r>
+        <w:rPr>
+          <w:b/>
+          <w:color w:val="1F4E79"/>
+          <w:sz w:val="34"/>
+          <w:lang w:val="pt-BR"/>
+        </w:rPr>
+        <w:t>ANDRÉS EDUARDO PIGNOLONI VASQUEZ</w:t>
+      </w:r>
+    </w:p>
+    <w:p>
+      <w:pPr>
+        <w:spacing w:after="60" w:line="240" w:lineRule="auto"/>
+        <w:jc w:val="center"/>
+        <w:rPr>
+          <w:lang w:val="pt-BR"/>
+        </w:rPr>
+      </w:pPr>
+      <w:r>
+        <w:rPr>
+          <w:b/>
+          <w:color w:val="404040"/>
+          <w:sz w:val="20"/>
+          <w:lang w:val="pt-BR"/>
+        </w:rPr>
+        <w:t>Desenvolvedor Backend Junior | Suporte</w:t>
+      </w:r>
+      <w:r>
+        <w:rPr>
+          <w:b/>
+          <w:color w:val="404040"/>
+          <w:sz w:val="20"/>
+          <w:lang w:val="pt-BR"/>
+        </w:rPr>
+        <w:t xml:space="preserve"> de</w:t>
+      </w:r>
+      <w:r>
+        <w:rPr>
+          <w:b/>
+          <w:color w:val="404040"/>
+          <w:sz w:val="20"/>
+          <w:lang w:val="pt-BR"/>
+        </w:rPr>
+        <w:t xml:space="preserve"> TI | NestJS, PostgreSQL e APIs REST</w:t>
+      </w:r>
+    </w:p>
+    <w:p>
+      <w:pPr>
+        <w:spacing w:after="20" w:line="240" w:lineRule="auto"/>
+        <w:jc w:val="center"/>
+        <w:rPr>
+          <w:lang w:val="pt-BR"/>
+        </w:rPr>
+      </w:pPr>
+      <w:r>
+        <w:rPr>
+          <w:sz w:val="17"/>
+          <w:lang w:val="pt-BR"/>
+        </w:rPr>
+        <w:t xml:space="preserve">Curitiba, Paraná, Brasil | (41) 98529-1212 | </w:t>
+      </w:r>
+      <w:hyperlink r:id="rId6">
+        <w:r>
+          <w:rPr>
+            <w:color w:val="0563C1"/>
+            <w:u w:val="single"/>
+            <w:lang w:val="pt-BR"/>
+          </w:rPr>
+          <w:t>andres-omega@hotmail.com</w:t>
+        </w:r>
+      </w:hyperlink>
+    </w:p>
+    <w:p>
+      <w:pPr>
+        <w:spacing w:after="80" w:line="240" w:lineRule="auto"/>
+        <w:jc w:val="center"/>
+        <w:rPr>
+          <w:lang w:val="pt-BR"/>
+        </w:rPr>
+      </w:pPr>
+      <w:r>
+        <w:rPr>
+          <w:sz w:val="17"/>
+          <w:lang w:val="pt-BR"/>
+        </w:rPr>
+        <w:t xml:space="preserve">GitHub: </w:t>
+      </w:r>
+      <w:hyperlink r:id="rId7">
+        <w:r>
+          <w:rPr>
+            <w:color w:val="0563C1"/>
+            <w:u w:val="single"/>
+            <w:lang w:val="pt-BR"/>
+          </w:rPr>
+          <w:t>github.com/andres29582</w:t>
+        </w:r>
+      </w:hyperlink>
+      <w:r>
+        <w:rPr>
+          <w:sz w:val="17"/>
+          <w:lang w:val="pt-BR"/>
+        </w:rPr>
+        <w:t xml:space="preserve"> | Portfólio: </w:t>
+      </w:r>
+      <w:hyperlink r:id="rId8">
+        <w:r>
+          <w:rPr>
+            <w:color w:val="0563C1"/>
+            <w:u w:val="single"/>
+            <w:lang w:val="pt-BR"/>
+          </w:rPr>
+          <w:t>andres-pignoloni-dev.vercel.app</w:t>
+        </w:r>
+      </w:hyperlink>
+    </w:p>
+    <w:p>
+      <w:pPr>
+        <w:pBdr>
+          <w:bottom w:val="single" w:sz="4" w:space="2" w:color="2F5597"/>
+        </w:pBdr>
+        <w:spacing w:before="120" w:after="40" w:line="240" w:lineRule="auto"/>
+        <w:rPr>
+          <w:lang w:val="pt-BR"/>
+        </w:rPr>
+      </w:pPr>
+      <w:r>
+        <w:rPr>
+          <w:b/>
+          <w:color w:val="2F5597"/>
+          <w:lang w:val="pt-BR"/>
+        </w:rPr>
+        <w:t>RESUMO PROFISSIONAL</w:t>
+      </w:r>
+    </w:p>
+    <w:p>
+      <w:pPr>
+        <w:spacing w:after="40" w:line="247" w:lineRule="auto"/>
+        <w:rPr>
+          <w:lang w:val="pt-BR"/>
+        </w:rPr>
+      </w:pPr>
+      <w:r>
+        <w:rPr>
+          <w:lang w:val="pt-BR"/>
+        </w:rPr>
+        <w:t>Desenvolvedor Backend Junior com projetos práticos em NestJS, TypeScript, PostgreSQL, APIs REST, autenticação JWT e modelagem</w:t>
+      </w:r>
+      <w:r>
+        <w:rPr>
+          <w:i/>
+          <w:iCs/>
+          <w:lang w:val="pt-BR"/>
+        </w:rPr>
+        <w:t xml:space="preserve"> </w:t>
+      </w:r>
+      <w:r>
+        <w:rPr>
+          <w:lang w:val="pt-BR"/>
+        </w:rPr>
+        <w:t>relacional</w:t>
+      </w:r>
+      <w:r>
+        <w:rPr>
+          <w:lang w:val="pt-BR"/>
+        </w:rPr>
+        <w:t>. Estudante de Análise e Desenvolvimento de Sistemas, com experiência corporativa em suporte operacional e construção de projetos práticos voltados a regras de negócio, organização modular e persistência de dados. Busco oportunidade junior em desenvolvimento backend ou suporte TI, com foco em evolução para desenvolvimento de software.</w:t>
+      </w:r>
+    </w:p>
+    <w:p>
+      <w:pPr>
+        <w:pBdr>
+          <w:bottom w:val="single" w:sz="4" w:space="2" w:color="2F5597"/>
+        </w:pBdr>
+        <w:spacing w:before="120" w:after="40" w:line="240" w:lineRule="auto"/>
+      </w:pPr>
+      <w:r>
+        <w:rPr>
+          <w:b/>
+          <w:color w:val="2F5597"/>
+        </w:rPr>
+        <w:t>COMPETÊNCIAS TÉCNICAS</w:t>
+      </w:r>
+    </w:p>
     <w:tbl>
       <w:tblPr>
         <w:tblW w:w="0" w:type="auto"/>
         <w:jc w:val="center"/>
-        <w:tblLayout w:type="fixed"/>
         <w:tblLook w:val="04A0" w:firstRow="1" w:lastRow="0" w:firstColumn="1" w:lastColumn="0" w:noHBand="0" w:noVBand="1"/>
       </w:tblPr>
       <w:tblGrid>
-        <w:gridCol w:w="2948"/>
-        <w:gridCol w:w="7313"/>
+        <w:gridCol w:w="5244"/>
+        <w:gridCol w:w="5244"/>
       </w:tblGrid>
       <w:tr>
         <w:trPr>
@@ -19,615 +209,236 @@
         </w:trPr>
         <w:tc>
           <w:tcPr>
-            <w:tcW w:w="2948" w:type="dxa"/>
+            <w:tcW w:w="5244" w:type="dxa"/>
             <w:tcBorders>
               <w:top w:val="nil"/>
               <w:left w:val="nil"/>
               <w:bottom w:val="nil"/>
               <w:right w:val="nil"/>
             </w:tcBorders>
-            <w:shd w:val="clear" w:color="auto" w:fill="EAF0F7"/>
+            <w:tcMar>
+              <w:top w:w="0" w:type="dxa"/>
+              <w:left w:w="30" w:type="dxa"/>
+              <w:bottom w:w="0" w:type="dxa"/>
+              <w:right w:w="30" w:type="dxa"/>
+            </w:tcMar>
           </w:tcPr>
           <w:p>
             <w:pPr>
-              <w:jc w:val="center"/>
-              <w:rPr>
-                <w:rFonts w:ascii="Times New Roman" w:hAnsi="Times New Roman" w:cs="Times New Roman"/>
-                <w:sz w:val="24"/>
-                <w:szCs w:val="24"/>
-              </w:rPr>
-            </w:pPr>
-            <w:r/>
-          </w:p>
-          <w:p>
-            <w:pPr>
-              <w:spacing w:before="160" w:after="40"/>
-              <w:rPr>
-                <w:rFonts w:ascii="Times New Roman" w:hAnsi="Times New Roman" w:cs="Times New Roman"/>
-                <w:sz w:val="24"/>
-                <w:szCs w:val="24"/>
-                <w:lang w:val="pt-BR"/>
-              </w:rPr>
+              <w:spacing w:after="20" w:line="240" w:lineRule="auto"/>
             </w:pPr>
             <w:r>
-              <w:t>CONTATO</w:t>
+              <w:rPr>
+                <w:b/>
+                <w:sz w:val="17"/>
+              </w:rPr>
+              <w:t xml:space="preserve">Back-end: </w:t>
             </w:r>
-          </w:p>
-          <w:p>
-            <w:pPr>
-              <w:spacing w:after="20"/>
+            <w:r>
               <w:rPr>
-                <w:rFonts w:ascii="Times New Roman" w:hAnsi="Times New Roman" w:cs="Times New Roman"/>
-                <w:sz w:val="24"/>
-                <w:szCs w:val="24"/>
-                <w:lang w:val="pt-BR"/>
+                <w:sz w:val="17"/>
               </w:rPr>
-            </w:pPr>
-            <w:r>
-              <w:t>Curitiba, Paraná, Brasil</w:t>
-            </w:r>
-          </w:p>
-          <w:p>
-            <w:pPr>
-              <w:spacing w:after="20"/>
-              <w:rPr>
-                <w:rFonts w:ascii="Times New Roman" w:hAnsi="Times New Roman" w:cs="Times New Roman"/>
-                <w:sz w:val="24"/>
-                <w:szCs w:val="24"/>
-                <w:lang w:val="pt-BR"/>
-              </w:rPr>
-            </w:pPr>
-            <w:r>
-              <w:t>(41) 98529-1212</w:t>
-            </w:r>
-          </w:p>
-          <w:p>
-            <w:pPr>
-              <w:spacing w:after="20"/>
-              <w:rPr>
-                <w:rFonts w:ascii="Times New Roman" w:hAnsi="Times New Roman" w:cs="Times New Roman"/>
-                <w:sz w:val="24"/>
-                <w:szCs w:val="24"/>
-                <w:lang w:val="pt-BR"/>
-              </w:rPr>
-            </w:pPr>
-            <w:r>
-              <w:t>andres-omega@hotmail.com</w:t>
-            </w:r>
-          </w:p>
-          <w:p>
-            <w:pPr>
-              <w:spacing w:after="20"/>
-              <w:rPr>
-                <w:rFonts w:ascii="Times New Roman" w:hAnsi="Times New Roman" w:cs="Times New Roman"/>
-                <w:color w:val="374151"/>
-                <w:sz w:val="24"/>
-                <w:szCs w:val="24"/>
-                <w:lang w:val="pt-BR"/>
-              </w:rPr>
-            </w:pPr>
-            <w:r>
-              <w:t>Portfólio: andres-pignoloni-dev.vercel.app</w:t>
-            </w:r>
-          </w:p>
-          <w:p>
-            <w:pPr>
-              <w:spacing w:after="20"/>
-              <w:rPr>
-                <w:rFonts w:ascii="Times New Roman" w:hAnsi="Times New Roman" w:cs="Times New Roman"/>
-                <w:sz w:val="24"/>
-                <w:szCs w:val="24"/>
-                <w:lang w:val="pt-BR"/>
-              </w:rPr>
-            </w:pPr>
-            <w:r>
-              <w:t>LinkedIn: linkedin.com/in/andres-pignoloni-857462312</w:t>
-            </w:r>
-          </w:p>
-          <w:p>
-            <w:pPr/>
-            <w:r>
-              <w:t>GitHub: github.com/andres29582</w:t>
-            </w:r>
-          </w:p>
-          <w:p>
-            <w:pPr>
-              <w:spacing w:before="160" w:after="40"/>
-              <w:rPr>
-                <w:rFonts w:ascii="Times New Roman" w:hAnsi="Times New Roman" w:cs="Times New Roman"/>
-                <w:sz w:val="24"/>
-                <w:szCs w:val="24"/>
-                <w:lang w:val="pt-BR"/>
-              </w:rPr>
-            </w:pPr>
-            <w:r>
-              <w:t>COMPETÊNCIAS</w:t>
-            </w:r>
-          </w:p>
-          <w:p>
-            <w:pPr>
-              <w:spacing w:after="20"/>
-              <w:rPr>
-                <w:rFonts w:ascii="Times New Roman" w:hAnsi="Times New Roman" w:cs="Times New Roman"/>
-                <w:sz w:val="24"/>
-                <w:szCs w:val="24"/>
-                <w:lang w:val="pt-BR"/>
-              </w:rPr>
-            </w:pPr>
-            <w:r>
-              <w:t>• TypeScript, NestJS, APIs REST, JWT</w:t>
-            </w:r>
-          </w:p>
-          <w:p>
-            <w:pPr>
-              <w:spacing w:after="20"/>
-              <w:rPr>
-                <w:rFonts w:ascii="Times New Roman" w:hAnsi="Times New Roman" w:cs="Times New Roman"/>
-                <w:sz w:val="24"/>
-                <w:szCs w:val="24"/>
-                <w:lang w:val="pt-BR"/>
-              </w:rPr>
-            </w:pPr>
-            <w:r>
-              <w:t>• PostgreSQL, SQL, modelagem relacional</w:t>
-            </w:r>
-          </w:p>
-          <w:p>
-            <w:pPr>
-              <w:spacing w:after="20"/>
-              <w:rPr>
-                <w:rFonts w:ascii="Times New Roman" w:hAnsi="Times New Roman" w:cs="Times New Roman"/>
-                <w:sz w:val="24"/>
-                <w:szCs w:val="24"/>
-                <w:lang w:val="pt-BR"/>
-              </w:rPr>
-            </w:pPr>
-            <w:r>
-              <w:t>• React Native, Expo, Next.js</w:t>
-            </w:r>
-          </w:p>
-          <w:p>
-            <w:pPr>
-              <w:spacing w:after="20"/>
-              <w:rPr>
-                <w:rFonts w:ascii="Times New Roman" w:hAnsi="Times New Roman" w:cs="Times New Roman"/>
-                <w:sz w:val="24"/>
-                <w:szCs w:val="24"/>
-                <w:lang w:val="pt-BR"/>
-              </w:rPr>
-            </w:pPr>
-            <w:r>
-              <w:t>• Git, GitHub, Vercel, VS Code</w:t>
-            </w:r>
-          </w:p>
-          <w:p>
-            <w:pPr>
-              <w:spacing w:after="20"/>
-              <w:rPr>
-                <w:rFonts w:ascii="Times New Roman" w:hAnsi="Times New Roman" w:cs="Times New Roman"/>
-                <w:sz w:val="24"/>
-                <w:szCs w:val="24"/>
-                <w:lang w:val="pt-BR"/>
-              </w:rPr>
-            </w:pPr>
-            <w:r>
-              <w:t>• Organização modular, autenticação e regras de negócio</w:t>
-            </w:r>
-          </w:p>
-          <w:p>
-            <w:pPr>
-              <w:spacing w:before="160" w:after="40"/>
-              <w:rPr>
-                <w:rFonts w:ascii="Times New Roman" w:hAnsi="Times New Roman" w:cs="Times New Roman"/>
-                <w:sz w:val="24"/>
-                <w:szCs w:val="24"/>
-                <w:lang w:val="pt-BR"/>
-              </w:rPr>
-            </w:pPr>
-            <w:r>
-              <w:t>IDIOMAS</w:t>
-            </w:r>
-          </w:p>
-          <w:p>
-            <w:pPr>
-              <w:spacing w:after="20"/>
-              <w:rPr>
-                <w:rFonts w:ascii="Times New Roman" w:hAnsi="Times New Roman" w:cs="Times New Roman"/>
-                <w:sz w:val="24"/>
-                <w:szCs w:val="24"/>
-                <w:lang w:val="pt-BR"/>
-              </w:rPr>
-            </w:pPr>
-            <w:r>
-              <w:t>Português: fluente</w:t>
-            </w:r>
-          </w:p>
-          <w:p>
-            <w:pPr>
-              <w:spacing w:after="20"/>
-              <w:rPr>
-                <w:rFonts w:ascii="Times New Roman" w:hAnsi="Times New Roman" w:cs="Times New Roman"/>
-                <w:sz w:val="24"/>
-                <w:szCs w:val="24"/>
-                <w:lang w:val="pt-BR"/>
-              </w:rPr>
-            </w:pPr>
-            <w:r>
-              <w:t>Espanhol: fluente</w:t>
-            </w:r>
-          </w:p>
-          <w:p>
-            <w:pPr>
-              <w:spacing w:after="20"/>
-              <w:rPr>
-                <w:rFonts w:ascii="Times New Roman" w:hAnsi="Times New Roman" w:cs="Times New Roman"/>
-                <w:sz w:val="24"/>
-                <w:szCs w:val="24"/>
-                <w:lang w:val="pt-BR"/>
-              </w:rPr>
-            </w:pPr>
-            <w:r>
-              <w:t>Inglês: básico em desenvolvimento</w:t>
+              <w:t>NestJS, TypeScript, Node.js, APIs REST, JWT, DTOs e validações</w:t>
             </w:r>
           </w:p>
         </w:tc>
         <w:tc>
           <w:tcPr>
-            <w:tcW w:w="7313" w:type="dxa"/>
+            <w:tcW w:w="5244" w:type="dxa"/>
             <w:tcBorders>
               <w:top w:val="nil"/>
               <w:left w:val="nil"/>
               <w:bottom w:val="nil"/>
               <w:right w:val="nil"/>
             </w:tcBorders>
+            <w:tcMar>
+              <w:top w:w="0" w:type="dxa"/>
+              <w:left w:w="30" w:type="dxa"/>
+              <w:bottom w:w="0" w:type="dxa"/>
+              <w:right w:w="30" w:type="dxa"/>
+            </w:tcMar>
           </w:tcPr>
           <w:p>
             <w:pPr>
-              <w:spacing w:after="0"/>
+              <w:spacing w:after="20" w:line="240" w:lineRule="auto"/>
               <w:rPr>
-                <w:rFonts w:ascii="Times New Roman" w:hAnsi="Times New Roman" w:cs="Times New Roman"/>
-                <w:sz w:val="24"/>
-                <w:szCs w:val="24"/>
                 <w:lang w:val="pt-BR"/>
               </w:rPr>
             </w:pPr>
             <w:r>
               <w:rPr>
-                <w:rFonts w:ascii="Times New Roman" w:hAnsi="Times New Roman" w:cs="Times New Roman"/>
                 <w:b/>
-                <w:color w:val="111827"/>
-                <w:sz w:val="24"/>
-                <w:szCs w:val="24"/>
+                <w:sz w:val="17"/>
                 <w:lang w:val="pt-BR"/>
               </w:rPr>
-              <w:t>ANDRÉS EDUARDO PIGNOLONI VASQUEZ</w:t>
+              <w:t xml:space="preserve">Banco de dados: </w:t>
+            </w:r>
+            <w:r>
+              <w:rPr>
+                <w:sz w:val="17"/>
+                <w:lang w:val="pt-BR"/>
+              </w:rPr>
+              <w:t>PostgreSQL, SQL, TypeORM e modelagem relacional</w:t>
             </w:r>
           </w:p>
+        </w:tc>
+      </w:tr>
+      <w:tr>
+        <w:trPr>
+          <w:jc w:val="center"/>
+        </w:trPr>
+        <w:tc>
+          <w:tcPr>
+            <w:tcW w:w="5244" w:type="dxa"/>
+            <w:tcBorders>
+              <w:top w:val="nil"/>
+              <w:left w:val="nil"/>
+              <w:bottom w:val="nil"/>
+              <w:right w:val="nil"/>
+            </w:tcBorders>
+            <w:tcMar>
+              <w:top w:w="0" w:type="dxa"/>
+              <w:left w:w="30" w:type="dxa"/>
+              <w:bottom w:w="0" w:type="dxa"/>
+              <w:right w:w="30" w:type="dxa"/>
+            </w:tcMar>
+          </w:tcPr>
           <w:p>
             <w:pPr>
-              <w:spacing w:after="100"/>
-              <w:rPr>
-                <w:rFonts w:ascii="Times New Roman" w:hAnsi="Times New Roman" w:cs="Times New Roman"/>
-                <w:sz w:val="24"/>
-                <w:szCs w:val="24"/>
-                <w:lang w:val="pt-BR"/>
-              </w:rPr>
+              <w:spacing w:after="20" w:line="240" w:lineRule="auto"/>
             </w:pPr>
             <w:r>
-              <w:t>Desenvolvedor Backend Junior / Suporte TI Junior | TypeScript, NestJS, PostgreSQL</w:t>
+              <w:rPr>
+                <w:b/>
+                <w:sz w:val="17"/>
+              </w:rPr>
+              <w:t xml:space="preserve">Front-end/mobile: </w:t>
+            </w:r>
+            <w:r>
+              <w:rPr>
+                <w:sz w:val="17"/>
+              </w:rPr>
+              <w:t>React Native, Expo, fundamentos de interfaces web</w:t>
             </w:r>
           </w:p>
+        </w:tc>
+        <w:tc>
+          <w:tcPr>
+            <w:tcW w:w="5244" w:type="dxa"/>
+            <w:tcBorders>
+              <w:top w:val="nil"/>
+              <w:left w:val="nil"/>
+              <w:bottom w:val="nil"/>
+              <w:right w:val="nil"/>
+            </w:tcBorders>
+            <w:tcMar>
+              <w:top w:w="0" w:type="dxa"/>
+              <w:left w:w="30" w:type="dxa"/>
+              <w:bottom w:w="0" w:type="dxa"/>
+              <w:right w:w="30" w:type="dxa"/>
+            </w:tcMar>
+          </w:tcPr>
           <w:p>
             <w:pPr>
-              <w:spacing w:before="80" w:after="40"/>
+              <w:spacing w:after="20" w:line="240" w:lineRule="auto"/>
+            </w:pPr>
+            <w:r>
               <w:rPr>
-                <w:rFonts w:ascii="Times New Roman" w:hAnsi="Times New Roman" w:cs="Times New Roman"/>
-                <w:sz w:val="24"/>
-                <w:szCs w:val="24"/>
+                <w:b/>
+                <w:sz w:val="17"/>
+              </w:rPr>
+              <w:t xml:space="preserve">Ferramentas: </w:t>
+            </w:r>
+            <w:r>
+              <w:rPr>
+                <w:sz w:val="17"/>
+              </w:rPr>
+              <w:t>Git, GitHub, Swagger/OpenAPI, VS Code e Thunder Client</w:t>
+            </w:r>
+          </w:p>
+        </w:tc>
+      </w:tr>
+      <w:tr>
+        <w:trPr>
+          <w:jc w:val="center"/>
+        </w:trPr>
+        <w:tc>
+          <w:tcPr>
+            <w:tcW w:w="5244" w:type="dxa"/>
+            <w:tcBorders>
+              <w:top w:val="nil"/>
+              <w:left w:val="nil"/>
+              <w:bottom w:val="nil"/>
+              <w:right w:val="nil"/>
+            </w:tcBorders>
+            <w:tcMar>
+              <w:top w:w="0" w:type="dxa"/>
+              <w:left w:w="30" w:type="dxa"/>
+              <w:bottom w:w="0" w:type="dxa"/>
+              <w:right w:w="30" w:type="dxa"/>
+            </w:tcMar>
+          </w:tcPr>
+          <w:p>
+            <w:pPr>
+              <w:spacing w:after="20" w:line="240" w:lineRule="auto"/>
+              <w:rPr>
                 <w:lang w:val="pt-BR"/>
               </w:rPr>
             </w:pPr>
             <w:r>
               <w:rPr>
-                <w:rFonts w:ascii="Times New Roman" w:hAnsi="Times New Roman" w:cs="Times New Roman"/>
                 <w:b/>
-                <w:color w:val="1F2937"/>
-                <w:sz w:val="24"/>
-                <w:szCs w:val="24"/>
+                <w:sz w:val="17"/>
                 <w:lang w:val="pt-BR"/>
               </w:rPr>
-              <w:t>RESUMO PROFISSIONAL</w:t>
+              <w:t xml:space="preserve">Arquitetura: </w:t>
+            </w:r>
+            <w:r>
+              <w:rPr>
+                <w:sz w:val="17"/>
+                <w:lang w:val="pt-BR"/>
+              </w:rPr>
+              <w:t>Organização modular, autenticação, regras de negócio e documentação técnica</w:t>
             </w:r>
           </w:p>
+        </w:tc>
+        <w:tc>
+          <w:tcPr>
+            <w:tcW w:w="5244" w:type="dxa"/>
+            <w:tcBorders>
+              <w:top w:val="nil"/>
+              <w:left w:val="nil"/>
+              <w:bottom w:val="nil"/>
+              <w:right w:val="nil"/>
+            </w:tcBorders>
+            <w:tcMar>
+              <w:top w:w="0" w:type="dxa"/>
+              <w:left w:w="30" w:type="dxa"/>
+              <w:bottom w:w="0" w:type="dxa"/>
+              <w:right w:w="30" w:type="dxa"/>
+            </w:tcMar>
+          </w:tcPr>
           <w:p>
             <w:pPr>
-              <w:spacing w:after="40" w:line="252" w:lineRule="auto"/>
+              <w:spacing w:after="20" w:line="240" w:lineRule="auto"/>
               <w:rPr>
-                <w:rFonts w:ascii="Times New Roman" w:hAnsi="Times New Roman" w:cs="Times New Roman"/>
-                <w:sz w:val="24"/>
-                <w:szCs w:val="24"/>
-                <w:lang w:val="pt-BR"/>
-              </w:rPr>
-            </w:pPr>
-            <w:r>
-              <w:t>Estudante de Análise e Desenvolvimento de Sistemas com projetos práticos em APIs REST, JWT, PostgreSQL, React Native e Next.js. Busca oportunidade junior em desenvolvimento ou TI para aplicar lógica, modelagem de dados, organização de processos e resolução de problemas reais.</w:t>
-            </w:r>
-          </w:p>
-          <w:p>
-            <w:pPr>
-              <w:spacing w:before="80" w:after="40"/>
-              <w:rPr>
-                <w:rFonts w:ascii="Times New Roman" w:hAnsi="Times New Roman" w:cs="Times New Roman"/>
-                <w:sz w:val="24"/>
-                <w:szCs w:val="24"/>
                 <w:lang w:val="pt-BR"/>
               </w:rPr>
             </w:pPr>
             <w:r>
               <w:rPr>
-                <w:rFonts w:ascii="Times New Roman" w:hAnsi="Times New Roman" w:cs="Times New Roman"/>
                 <w:b/>
-                <w:color w:val="1F2937"/>
-                <w:sz w:val="24"/>
-                <w:szCs w:val="24"/>
+                <w:sz w:val="17"/>
                 <w:lang w:val="pt-BR"/>
               </w:rPr>
-              <w:t>PROJETOS EM DESTAQUE</w:t>
-            </w:r>
-          </w:p>
-          <w:p>
-            <w:pPr>
-              <w:spacing w:after="0"/>
-              <w:rPr>
-                <w:rFonts w:ascii="Times New Roman" w:hAnsi="Times New Roman" w:cs="Times New Roman"/>
-                <w:sz w:val="24"/>
-                <w:szCs w:val="24"/>
-                <w:lang w:val="pt-BR"/>
-              </w:rPr>
-            </w:pPr>
-            <w:r>
-              <w:t>Sistema de Gestão Financeira Pessoal | NestJS, PostgreSQL, React Native, Expo</w:t>
-            </w:r>
-          </w:p>
-          <w:p>
-            <w:pPr>
-              <w:spacing w:after="20" w:line="245" w:lineRule="auto"/>
-              <w:rPr>
-                <w:rFonts w:ascii="Times New Roman" w:hAnsi="Times New Roman" w:cs="Times New Roman"/>
-                <w:sz w:val="24"/>
-                <w:szCs w:val="24"/>
-                <w:lang w:val="pt-BR"/>
-              </w:rPr>
-            </w:pPr>
-            <w:r>
-              <w:t>Aplicação full stack com backend modular, autenticação JWT, API REST e PostgreSQL para organizar contas, transações, categorias, dívidas, metas e base para relatórios.</w:t>
-            </w:r>
-          </w:p>
-          <w:p>
-            <w:pPr>
-              <w:spacing w:after="0"/>
-              <w:rPr>
-                <w:rFonts w:ascii="Times New Roman" w:hAnsi="Times New Roman" w:cs="Times New Roman"/>
-                <w:sz w:val="24"/>
-                <w:szCs w:val="24"/>
-                <w:lang w:val="pt-BR"/>
-              </w:rPr>
-            </w:pPr>
-            <w:r>
-              <w:t>Portfólio Web | Next.js, TypeScript, Tailwind CSS, Vercel</w:t>
-            </w:r>
-          </w:p>
-          <w:p>
-            <w:pPr>
-              <w:spacing w:after="20" w:line="245" w:lineRule="auto"/>
-              <w:rPr>
-                <w:rFonts w:ascii="Times New Roman" w:hAnsi="Times New Roman" w:cs="Times New Roman"/>
-                <w:sz w:val="24"/>
-                <w:szCs w:val="24"/>
-                <w:lang w:val="pt-BR"/>
-              </w:rPr>
-            </w:pPr>
-            <w:r>
-              <w:t>Aplicação web multilíngue para apresentação profissional, projetos, competências e contato, com dados tipados, componentes reutilizáveis e deploy público.</w:t>
-            </w:r>
-          </w:p>
-          <w:p>
-            <w:pPr>
-              <w:spacing w:after="0"/>
-              <w:rPr>
-                <w:rFonts w:ascii="Times New Roman" w:hAnsi="Times New Roman" w:cs="Times New Roman"/>
-                <w:sz w:val="24"/>
-                <w:szCs w:val="24"/>
-                <w:lang w:val="pt-BR"/>
-              </w:rPr>
-            </w:pPr>
-            <w:r>
-              <w:rPr>
-                <w:rFonts w:ascii="Times New Roman" w:hAnsi="Times New Roman" w:cs="Times New Roman"/>
-                <w:b/>
-                <w:color w:val="111827"/>
-                <w:sz w:val="24"/>
-                <w:szCs w:val="24"/>
-                <w:lang w:val="pt-BR"/>
-              </w:rPr>
-              <w:t>Tetris em Java</w:t>
+              <w:t xml:space="preserve">Idiomas: </w:t>
             </w:r>
             <w:r>
               <w:rPr>
-                <w:rFonts w:ascii="Times New Roman" w:hAnsi="Times New Roman" w:cs="Times New Roman"/>
-                <w:color w:val="4B5563"/>
-                <w:sz w:val="24"/>
-                <w:szCs w:val="24"/>
+                <w:sz w:val="17"/>
                 <w:lang w:val="pt-BR"/>
               </w:rPr>
-              <w:t xml:space="preserve"> | Java</w:t>
-            </w:r>
-          </w:p>
-          <w:p>
-            <w:pPr>
-              <w:spacing w:after="20" w:line="245" w:lineRule="auto"/>
-              <w:rPr>
-                <w:rFonts w:ascii="Times New Roman" w:hAnsi="Times New Roman" w:cs="Times New Roman"/>
-                <w:sz w:val="24"/>
-                <w:szCs w:val="24"/>
-                <w:lang w:val="pt-BR"/>
-              </w:rPr>
-            </w:pPr>
-            <w:r>
-              <w:rPr>
-                <w:rFonts w:ascii="Times New Roman" w:hAnsi="Times New Roman" w:cs="Times New Roman"/>
-                <w:color w:val="1F2937"/>
-                <w:sz w:val="24"/>
-                <w:szCs w:val="24"/>
-                <w:lang w:val="pt-BR"/>
-              </w:rPr>
-              <w:t>Projeto acadêmico utilizado para prática de lógica, estruturação de código e fundamentos de programação orientada a objetos.</w:t>
-            </w:r>
-          </w:p>
-          <w:p>
-            <w:pPr>
-              <w:spacing w:before="80" w:after="40"/>
-              <w:rPr>
-                <w:rFonts w:ascii="Times New Roman" w:hAnsi="Times New Roman" w:cs="Times New Roman"/>
-                <w:sz w:val="24"/>
-                <w:szCs w:val="24"/>
-                <w:lang w:val="pt-BR"/>
-              </w:rPr>
-            </w:pPr>
-            <w:r>
-              <w:rPr>
-                <w:rFonts w:ascii="Times New Roman" w:hAnsi="Times New Roman" w:cs="Times New Roman"/>
-                <w:b/>
-                <w:color w:val="1F2937"/>
-                <w:sz w:val="24"/>
-                <w:szCs w:val="24"/>
-                <w:lang w:val="pt-BR"/>
-              </w:rPr>
-              <w:t>EXPERIÊNCIA PROFISSIONAL</w:t>
-            </w:r>
-          </w:p>
-          <w:p>
-            <w:pPr>
-              <w:spacing w:after="20"/>
-              <w:rPr>
-                <w:rFonts w:ascii="Times New Roman" w:hAnsi="Times New Roman" w:cs="Times New Roman"/>
-                <w:sz w:val="24"/>
-                <w:szCs w:val="24"/>
-                <w:lang w:val="pt-BR"/>
-              </w:rPr>
-            </w:pPr>
-            <w:r>
-              <w:t>Michelin / Sascar | Suporte de Operações em Telemarketing | 2020 - 2025</w:t>
-            </w:r>
-          </w:p>
-          <w:p>
-            <w:pPr>
-              <w:spacing w:after="40" w:line="252" w:lineRule="auto"/>
-              <w:rPr>
-                <w:rFonts w:ascii="Times New Roman" w:hAnsi="Times New Roman" w:cs="Times New Roman"/>
-                <w:sz w:val="24"/>
-                <w:szCs w:val="24"/>
-                <w:lang w:val="pt-BR"/>
-              </w:rPr>
-            </w:pPr>
-            <w:r>
-              <w:t>Experiência em suporte, atendimento a usuários, organização de informações e acompanhamento de processos em ambiente corporativo, conectando problemas reais de serviço com visão prática para desenvolvimento de sistemas.</w:t>
-            </w:r>
-          </w:p>
-          <w:p>
-            <w:pPr>
-              <w:spacing w:before="80" w:after="40"/>
-              <w:rPr>
-                <w:rFonts w:ascii="Times New Roman" w:hAnsi="Times New Roman" w:cs="Times New Roman"/>
-                <w:sz w:val="24"/>
-                <w:szCs w:val="24"/>
-                <w:lang w:val="pt-BR"/>
-              </w:rPr>
-            </w:pPr>
-            <w:r>
-              <w:rPr>
-                <w:rFonts w:ascii="Times New Roman" w:hAnsi="Times New Roman" w:cs="Times New Roman"/>
-                <w:b/>
-                <w:color w:val="1F2937"/>
-                <w:sz w:val="24"/>
-                <w:szCs w:val="24"/>
-                <w:lang w:val="pt-BR"/>
-              </w:rPr>
-              <w:t>FORMAÇÃO ACADÊMICA</w:t>
-            </w:r>
-          </w:p>
-          <w:p>
-            <w:pPr>
-              <w:spacing w:after="20"/>
-              <w:rPr>
-                <w:rFonts w:ascii="Times New Roman" w:hAnsi="Times New Roman" w:cs="Times New Roman"/>
-                <w:sz w:val="24"/>
-                <w:szCs w:val="24"/>
-                <w:lang w:val="pt-BR"/>
-              </w:rPr>
-            </w:pPr>
-            <w:r>
-              <w:rPr>
-                <w:rFonts w:ascii="Times New Roman" w:hAnsi="Times New Roman" w:cs="Times New Roman"/>
-                <w:b/>
-                <w:sz w:val="24"/>
-                <w:szCs w:val="24"/>
-                <w:lang w:val="pt-BR"/>
-              </w:rPr>
-              <w:t>Análise e Desenvolvimento de Sistemas — UniCesumar</w:t>
-            </w:r>
-            <w:r>
-              <w:rPr>
-                <w:rFonts w:ascii="Times New Roman" w:hAnsi="Times New Roman" w:cs="Times New Roman"/>
-                <w:color w:val="4B5563"/>
-                <w:sz w:val="24"/>
-                <w:szCs w:val="24"/>
-                <w:lang w:val="pt-BR"/>
-              </w:rPr>
-              <w:t xml:space="preserve"> | 2023 - atual</w:t>
-            </w:r>
-          </w:p>
-          <w:p>
-            <w:pPr>
-              <w:spacing w:before="80" w:after="40"/>
-              <w:rPr>
-                <w:rFonts w:ascii="Times New Roman" w:hAnsi="Times New Roman" w:cs="Times New Roman"/>
-                <w:sz w:val="24"/>
-                <w:szCs w:val="24"/>
-                <w:lang w:val="pt-BR"/>
-              </w:rPr>
-            </w:pPr>
-            <w:r>
-              <w:rPr>
-                <w:rFonts w:ascii="Times New Roman" w:hAnsi="Times New Roman" w:cs="Times New Roman"/>
-                <w:b/>
-                <w:color w:val="1F2937"/>
-                <w:sz w:val="24"/>
-                <w:szCs w:val="24"/>
-                <w:lang w:val="pt-BR"/>
-              </w:rPr>
-              <w:t>CURSOS E CERTIFICAÇÕES</w:t>
-            </w:r>
-          </w:p>
-          <w:p>
-            <w:pPr>
-              <w:spacing w:after="40" w:line="252" w:lineRule="auto"/>
-              <w:rPr>
-                <w:rFonts w:ascii="Times New Roman" w:hAnsi="Times New Roman" w:cs="Times New Roman"/>
-                <w:sz w:val="24"/>
-                <w:szCs w:val="24"/>
-                <w:lang w:val="pt-BR"/>
-              </w:rPr>
-            </w:pPr>
-            <w:r>
-              <w:rPr>
-                <w:rFonts w:ascii="Times New Roman" w:hAnsi="Times New Roman" w:cs="Times New Roman"/>
-                <w:color w:val="1F2937"/>
-                <w:sz w:val="24"/>
-                <w:szCs w:val="24"/>
-                <w:lang w:val="pt-BR"/>
-              </w:rPr>
-              <w:t>Python — certificação concluída</w:t>
+              <w:t>Português fluente, Espanhol fluente, Inglês básico em desenvolvimento</w:t>
             </w:r>
           </w:p>
         </w:tc>
@@ -635,14 +446,357 @@
     </w:tbl>
     <w:p>
       <w:pPr>
+        <w:pBdr>
+          <w:bottom w:val="single" w:sz="4" w:space="2" w:color="2F5597"/>
+        </w:pBdr>
+        <w:spacing w:before="120" w:after="40" w:line="240" w:lineRule="auto"/>
         <w:rPr>
           <w:lang w:val="pt-BR"/>
         </w:rPr>
       </w:pPr>
+      <w:r>
+        <w:rPr>
+          <w:b/>
+          <w:color w:val="2F5597"/>
+          <w:lang w:val="pt-BR"/>
+        </w:rPr>
+        <w:t>PROJETOS EM DESTAQUE</w:t>
+      </w:r>
+    </w:p>
+    <w:p>
+      <w:pPr>
+        <w:spacing w:before="40" w:after="20" w:line="240" w:lineRule="auto"/>
+        <w:rPr>
+          <w:lang w:val="pt-BR"/>
+        </w:rPr>
+      </w:pPr>
+      <w:r>
+        <w:rPr>
+          <w:b/>
+          <w:lang w:val="pt-BR"/>
+        </w:rPr>
+        <w:t>Sistema de Gestão Financeira Pessoal</w:t>
+      </w:r>
+      <w:r>
+        <w:rPr>
+          <w:i/>
+          <w:color w:val="505050"/>
+          <w:lang w:val="pt-BR"/>
+        </w:rPr>
+        <w:t xml:space="preserve"> | NestJS, TypeScript, PostgreSQL, React Native, Expo</w:t>
+      </w:r>
+    </w:p>
+    <w:p>
+      <w:pPr>
+        <w:pStyle w:val="Commarcadores"/>
+        <w:spacing w:after="20" w:line="240" w:lineRule="auto"/>
+        <w:ind w:left="255" w:hanging="113"/>
+        <w:rPr>
+          <w:lang w:val="pt-BR"/>
+        </w:rPr>
+      </w:pPr>
+      <w:r>
+        <w:rPr>
+          <w:lang w:val="pt-BR"/>
+        </w:rPr>
+        <w:t>Aplicação full stack para controle de contas, transações, orçamentos, metas, dívidas, pagamentos e relatórios.</w:t>
+      </w:r>
+    </w:p>
+    <w:p>
+      <w:pPr>
+        <w:pStyle w:val="Commarcadores"/>
+        <w:spacing w:after="20" w:line="240" w:lineRule="auto"/>
+        <w:ind w:left="255" w:hanging="113"/>
+        <w:rPr>
+          <w:lang w:val="pt-BR"/>
+        </w:rPr>
+      </w:pPr>
+      <w:r>
+        <w:rPr>
+          <w:lang w:val="pt-BR"/>
+        </w:rPr>
+        <w:t>Desenvolvimento de API REST modular com NestJS, TypeORM, PostgreSQL, autenticação JWT, DTOs e validações.</w:t>
+      </w:r>
+    </w:p>
+    <w:p>
+      <w:pPr>
+        <w:pStyle w:val="Commarcadores"/>
+        <w:spacing w:after="20" w:line="240" w:lineRule="auto"/>
+        <w:ind w:left="255" w:hanging="113"/>
+        <w:rPr>
+          <w:lang w:val="pt-BR"/>
+        </w:rPr>
+      </w:pPr>
+      <w:r>
+        <w:rPr>
+          <w:lang w:val="pt-BR"/>
+        </w:rPr>
+        <w:t>Modelagem relacional para contas, categorias, transações, transferências, dívidas, pagamentos, metas e alertas.</w:t>
+      </w:r>
+    </w:p>
+    <w:p>
+      <w:pPr>
+        <w:pStyle w:val="Commarcadores"/>
+        <w:spacing w:after="20" w:line="240" w:lineRule="auto"/>
+        <w:ind w:left="255" w:hanging="113"/>
+        <w:rPr>
+          <w:lang w:val="pt-BR"/>
+        </w:rPr>
+      </w:pPr>
+      <w:r>
+        <w:rPr>
+          <w:lang w:val="pt-BR"/>
+        </w:rPr>
+        <w:t>Implementação de regras de negócio para saldo atual, fluxo financeiro, controle de dívidas e organização de dados.</w:t>
+      </w:r>
+    </w:p>
+    <w:p>
+      <w:pPr>
+        <w:spacing w:before="40" w:after="20" w:line="240" w:lineRule="auto"/>
+        <w:rPr>
+          <w:lang w:val="pt-BR"/>
+        </w:rPr>
+      </w:pPr>
+      <w:r>
+        <w:rPr>
+          <w:b/>
+          <w:lang w:val="pt-BR"/>
+        </w:rPr>
+        <w:t>Portfólio Web</w:t>
+      </w:r>
+      <w:r>
+        <w:rPr>
+          <w:i/>
+          <w:color w:val="505050"/>
+          <w:lang w:val="pt-BR"/>
+        </w:rPr>
+        <w:t xml:space="preserve"> | Next.js, TypeScript, Tailwind CSS, Vercel</w:t>
+      </w:r>
+    </w:p>
+    <w:p>
+      <w:pPr>
+        <w:pStyle w:val="Commarcadores"/>
+        <w:spacing w:after="20" w:line="240" w:lineRule="auto"/>
+        <w:ind w:left="255" w:hanging="113"/>
+        <w:rPr>
+          <w:lang w:val="pt-BR"/>
+        </w:rPr>
+      </w:pPr>
+      <w:r>
+        <w:rPr>
+          <w:lang w:val="pt-BR"/>
+        </w:rPr>
+        <w:t>Web currículo profissional para apresentação de perfil, competências, trajetória e projetos de desenvolvimento.</w:t>
+      </w:r>
+    </w:p>
+    <w:p>
+      <w:pPr>
+        <w:pStyle w:val="Commarcadores"/>
+        <w:spacing w:after="20" w:line="240" w:lineRule="auto"/>
+        <w:ind w:left="255" w:hanging="113"/>
+        <w:rPr>
+          <w:lang w:val="pt-BR"/>
+        </w:rPr>
+      </w:pPr>
+      <w:r>
+        <w:rPr>
+          <w:lang w:val="pt-BR"/>
+        </w:rPr>
+        <w:t>Estrutura com navegação objetiva, design responsivo, organização por seções e suporte multilíngue.</w:t>
+      </w:r>
+    </w:p>
+    <w:p>
+      <w:pPr>
+        <w:spacing w:before="40" w:after="20" w:line="240" w:lineRule="auto"/>
+      </w:pPr>
+      <w:r>
+        <w:rPr>
+          <w:b/>
+        </w:rPr>
+        <w:t>Tetris em Java</w:t>
+      </w:r>
+      <w:r>
+        <w:rPr>
+          <w:i/>
+          <w:color w:val="505050"/>
+        </w:rPr>
+        <w:t xml:space="preserve"> | Java</w:t>
+      </w:r>
+    </w:p>
+    <w:p>
+      <w:pPr>
+        <w:pStyle w:val="Commarcadores"/>
+        <w:spacing w:after="20" w:line="240" w:lineRule="auto"/>
+        <w:ind w:left="255" w:hanging="113"/>
+        <w:rPr>
+          <w:lang w:val="pt-BR"/>
+        </w:rPr>
+      </w:pPr>
+      <w:r>
+        <w:rPr>
+          <w:lang w:val="pt-BR"/>
+        </w:rPr>
+        <w:t>Projeto acadêmico utilizado para praticar lógica de programação, organização de código e fundamentos de orientação a objetos.</w:t>
+      </w:r>
+    </w:p>
+    <w:p>
+      <w:pPr>
+        <w:pBdr>
+          <w:bottom w:val="single" w:sz="4" w:space="2" w:color="2F5597"/>
+        </w:pBdr>
+        <w:spacing w:before="120" w:after="40" w:line="240" w:lineRule="auto"/>
+        <w:rPr>
+          <w:lang w:val="pt-BR"/>
+        </w:rPr>
+      </w:pPr>
+      <w:r>
+        <w:rPr>
+          <w:b/>
+          <w:color w:val="2F5597"/>
+          <w:lang w:val="pt-BR"/>
+        </w:rPr>
+        <w:t>EXPERIÊNCIA PROFISSIONAL</w:t>
+      </w:r>
+    </w:p>
+    <w:p>
+      <w:pPr>
+        <w:spacing w:before="40" w:after="20" w:line="240" w:lineRule="auto"/>
+        <w:rPr>
+          <w:lang w:val="pt-BR"/>
+        </w:rPr>
+      </w:pPr>
+      <w:r>
+        <w:rPr>
+          <w:b/>
+          <w:lang w:val="pt-BR"/>
+        </w:rPr>
+        <w:t>Michelin / Sascar</w:t>
+      </w:r>
+      <w:r>
+        <w:rPr>
+          <w:i/>
+          <w:color w:val="505050"/>
+          <w:lang w:val="pt-BR"/>
+        </w:rPr>
+        <w:t xml:space="preserve"> | Suporte de Operações em Telemarketing | 2020 - 2025</w:t>
+      </w:r>
+    </w:p>
+    <w:p>
+      <w:pPr>
+        <w:pStyle w:val="Commarcadores"/>
+        <w:spacing w:after="20" w:line="240" w:lineRule="auto"/>
+        <w:ind w:left="255" w:hanging="113"/>
+        <w:rPr>
+          <w:lang w:val="pt-BR"/>
+        </w:rPr>
+      </w:pPr>
+      <w:r>
+        <w:rPr>
+          <w:lang w:val="pt-BR"/>
+        </w:rPr>
+        <w:t>Atuação em ambiente corporativo com suporte operacional, acompanhamento de processos e organização de informações.</w:t>
+      </w:r>
+    </w:p>
+    <w:p>
+      <w:pPr>
+        <w:pStyle w:val="Commarcadores"/>
+        <w:spacing w:after="20" w:line="240" w:lineRule="auto"/>
+        <w:ind w:left="255" w:hanging="113"/>
+        <w:rPr>
+          <w:lang w:val="pt-BR"/>
+        </w:rPr>
+      </w:pPr>
+      <w:r>
+        <w:rPr>
+          <w:lang w:val="pt-BR"/>
+        </w:rPr>
+        <w:t>Comunicação com usuários e áreas internas para entendimento de problemas, acompanhamento de solicitações e atualização de registros.</w:t>
+      </w:r>
+    </w:p>
+    <w:p>
+      <w:pPr>
+        <w:pStyle w:val="Commarcadores"/>
+        <w:spacing w:after="20" w:line="240" w:lineRule="auto"/>
+        <w:ind w:left="255" w:hanging="113"/>
+        <w:rPr>
+          <w:lang w:val="pt-BR"/>
+        </w:rPr>
+      </w:pPr>
+      <w:r>
+        <w:rPr>
+          <w:lang w:val="pt-BR"/>
+        </w:rPr>
+        <w:t>Experiência prática com processos, atendimento, análise de informações e resolução de problemas, aplicada hoje ao desenvolvimento de sistemas.</w:t>
+      </w:r>
+    </w:p>
+    <w:p>
+      <w:pPr>
+        <w:pBdr>
+          <w:bottom w:val="single" w:sz="4" w:space="2" w:color="2F5597"/>
+        </w:pBdr>
+        <w:spacing w:before="120" w:after="40" w:line="240" w:lineRule="auto"/>
+        <w:rPr>
+          <w:lang w:val="pt-BR"/>
+        </w:rPr>
+      </w:pPr>
+      <w:r>
+        <w:rPr>
+          <w:b/>
+          <w:color w:val="2F5597"/>
+          <w:lang w:val="pt-BR"/>
+        </w:rPr>
+        <w:t>FORMAÇÃO ACADÊMICA</w:t>
+      </w:r>
+    </w:p>
+    <w:p>
+      <w:pPr>
+        <w:spacing w:after="20" w:line="240" w:lineRule="auto"/>
+        <w:rPr>
+          <w:lang w:val="pt-BR"/>
+        </w:rPr>
+      </w:pPr>
+      <w:r>
+        <w:rPr>
+          <w:b/>
+          <w:lang w:val="pt-BR"/>
+        </w:rPr>
+        <w:t xml:space="preserve">Análise e Desenvolvimento de Sistemas — UniCesumar | </w:t>
+      </w:r>
+      <w:r>
+        <w:rPr>
+          <w:lang w:val="pt-BR"/>
+        </w:rPr>
+        <w:t>2023 - atual</w:t>
+      </w:r>
+    </w:p>
+    <w:p>
+      <w:pPr>
+        <w:pBdr>
+          <w:bottom w:val="single" w:sz="4" w:space="2" w:color="2F5597"/>
+        </w:pBdr>
+        <w:spacing w:before="120" w:after="40" w:line="240" w:lineRule="auto"/>
+      </w:pPr>
+      <w:r>
+        <w:rPr>
+          <w:b/>
+          <w:color w:val="2F5597"/>
+        </w:rPr>
+        <w:t>CURSOS E CERTIFICAÇÕES</w:t>
+      </w:r>
+    </w:p>
+    <w:p>
+      <w:pPr>
+        <w:pStyle w:val="Commarcadores"/>
+        <w:spacing w:after="20" w:line="240" w:lineRule="auto"/>
+        <w:ind w:left="255" w:hanging="113"/>
+      </w:pPr>
+      <w:r>
+        <w:t>Python — certificação concluída</w:t>
+      </w:r>
     </w:p>
     <w:sectPr>
-      <w:pgSz w:w="12240" w:h="15840"/>
-      <w:pgMar w:top="624" w:right="680" w:bottom="624" w:left="680" w:header="720" w:footer="720" w:gutter="0"/>
+      <w:pgSz w:w="11906" w:h="16838"/>
+      <w:pgMar w:top="652" w:right="709" w:bottom="567" w:left="709" w:header="720" w:footer="720" w:gutter="0"/>
       <w:cols w:space="720"/>
       <w:docGrid w:linePitch="360"/>
     </w:sectPr>
@@ -823,31 +977,31 @@
       </w:rPr>
     </w:lvl>
   </w:abstractNum>
-  <w:num w:numId="1" w16cid:durableId="1401488092">
+  <w:num w:numId="1" w16cid:durableId="220870522">
     <w:abstractNumId w:val="8"/>
   </w:num>
-  <w:num w:numId="2" w16cid:durableId="102657011">
+  <w:num w:numId="2" w16cid:durableId="1934043456">
     <w:abstractNumId w:val="6"/>
   </w:num>
-  <w:num w:numId="3" w16cid:durableId="2140879844">
+  <w:num w:numId="3" w16cid:durableId="267591028">
     <w:abstractNumId w:val="5"/>
   </w:num>
-  <w:num w:numId="4" w16cid:durableId="372190352">
+  <w:num w:numId="4" w16cid:durableId="1408192086">
     <w:abstractNumId w:val="4"/>
   </w:num>
-  <w:num w:numId="5" w16cid:durableId="1315986336">
+  <w:num w:numId="5" w16cid:durableId="1384476263">
     <w:abstractNumId w:val="7"/>
   </w:num>
-  <w:num w:numId="6" w16cid:durableId="772094142">
+  <w:num w:numId="6" w16cid:durableId="491877376">
     <w:abstractNumId w:val="3"/>
   </w:num>
-  <w:num w:numId="7" w16cid:durableId="789979120">
+  <w:num w:numId="7" w16cid:durableId="770010912">
     <w:abstractNumId w:val="2"/>
   </w:num>
-  <w:num w:numId="8" w16cid:durableId="113402532">
+  <w:num w:numId="8" w16cid:durableId="533931984">
     <w:abstractNumId w:val="1"/>
   </w:num>
-  <w:num w:numId="9" w16cid:durableId="1940091682">
+  <w:num w:numId="9" w16cid:durableId="534198158">
     <w:abstractNumId w:val="0"/>
   </w:num>
 </w:numbering>
@@ -1244,8 +1398,8 @@
     <w:qFormat/>
     <w:rsid w:val="00FC693F"/>
     <w:rPr>
-      <w:rFonts w:ascii="Calibri" w:eastAsia="Calibri" w:hAnsi="Calibri"/>
-      <w:sz w:val="20"/>
+      <w:rFonts w:ascii="Arial" w:eastAsia="Arial" w:hAnsi="Arial"/>
+      <w:sz w:val="18"/>
     </w:rPr>
   </w:style>
   <w:style w:type="paragraph" w:styleId="Ttulo1">
@@ -1428,6 +1582,7 @@
     <w:rPr>
       <w:rFonts w:asciiTheme="majorHAnsi" w:eastAsiaTheme="majorEastAsia" w:hAnsiTheme="majorHAnsi" w:cstheme="majorBidi"/>
       <w:color w:val="4F81BD" w:themeColor="accent1"/>
+      <w:sz w:val="20"/>
       <w:szCs w:val="20"/>
     </w:rPr>
   </w:style>
@@ -1452,13 +1607,13 @@
       <w:i/>
       <w:iCs/>
       <w:color w:val="404040" w:themeColor="text1" w:themeTint="BF"/>
+      <w:sz w:val="20"/>
       <w:szCs w:val="20"/>
     </w:rPr>
   </w:style>
   <w:style w:type="character" w:default="1" w:styleId="Fontepargpadro">
     <w:name w:val="Default Paragraph Font"/>
     <w:uiPriority w:val="1"/>
-    <w:semiHidden/>
     <w:unhideWhenUsed/>
   </w:style>
   <w:style w:type="table" w:default="1" w:styleId="Tabelanormal">
@@ -1774,6 +1929,9 @@
       </w:numPr>
       <w:contextualSpacing/>
     </w:pPr>
+    <w:rPr>
+      <w:sz w:val="17"/>
+    </w:rPr>
   </w:style>
   <w:style w:type="paragraph" w:styleId="Commarcadores2">
     <w:name w:val="List Bullet 2"/>
@@ -2039,7 +2197,6 @@
       <w:b/>
       <w:bCs/>
       <w:color w:val="4F81BD" w:themeColor="accent1"/>
-      <w:sz w:val="18"/>
       <w:szCs w:val="18"/>
     </w:rPr>
   </w:style>
@@ -12234,29 +12391,6 @@
         <w:shd w:val="clear" w:color="auto" w:fill="FBCAA2" w:themeFill="accent6" w:themeFillTint="7F"/>
       </w:tcPr>
     </w:tblStylePr>
-  </w:style>
-  <w:style w:type="character" w:styleId="Hyperlink">
-    <w:name w:val="Hyperlink"/>
-    <w:basedOn w:val="Fontepargpadro"/>
-    <w:uiPriority w:val="99"/>
-    <w:unhideWhenUsed/>
-    <w:rsid w:val="009F3912"/>
-    <w:rPr>
-      <w:color w:val="0000FF" w:themeColor="hyperlink"/>
-      <w:u w:val="single"/>
-    </w:rPr>
-  </w:style>
-  <w:style w:type="character" w:styleId="MenoPendente">
-    <w:name w:val="Unresolved Mention"/>
-    <w:basedOn w:val="Fontepargpadro"/>
-    <w:uiPriority w:val="99"/>
-    <w:semiHidden/>
-    <w:unhideWhenUsed/>
-    <w:rsid w:val="009F3912"/>
-    <w:rPr>
-      <w:color w:val="605E5C"/>
-      <w:shd w:val="clear" w:color="auto" w:fill="E1DFDD"/>
-    </w:rPr>
   </w:style>
 </w:styles>
 </file>
